--- a/Параллельный регистр.docx
+++ b/Параллельный регистр.docx
@@ -414,12 +414,36 @@
     </w:p>
     <w:p>
       <w:r>
-        <w:t>Число 35 записываем в виде кода  00100011</w:t>
+        <w:t xml:space="preserve">Число 35 записываем в виде </w:t>
+      </w:r>
+      <w:proofErr w:type="gramStart"/>
+      <w:r>
+        <w:t>кода  00100011</w:t>
+      </w:r>
+      <w:proofErr w:type="gramEnd"/>
+    </w:p>
+    <w:p>
+      <w:pPr>
+        <w:pStyle w:val="a4"/>
+        <w:numPr>
+          <w:ilvl w:val="0"/>
+          <w:numId w:val="1"/>
+        </w:numPr>
+        <w:rPr>
+          <w:lang w:val="en-US"/>
+        </w:rPr>
+      </w:pPr>
+      <w:r>
+        <w:t>Параллельно-последовательный регистр</w:t>
+      </w:r>
+    </w:p>
+    <w:p>
+      <w:r>
+        <w:t>Входной параллельный код – 0100011 (число 35), выходной последовательный код – 0100011-0</w:t>
       </w:r>
       <w:bookmarkStart w:id="0" w:name="_GoBack"/>
       <w:bookmarkEnd w:id="0"/>
     </w:p>
-    <w:p/>
     <w:sectPr>
       <w:pgSz w:w="11906" w:h="16838"/>
       <w:pgMar w:top="1134" w:right="850" w:bottom="1134" w:left="1701" w:header="708" w:footer="708" w:gutter="0"/>
